--- a/linker.bio/linker.bio.docx
+++ b/linker.bio/linker.bio.docx
@@ -1851,7 +1851,7 @@
               <w:pStyle w:val="Compact"/>
             </w:pPr>
             <w:r>
-              <w:t xml:space="preserve">2023-06-28</w:t>
+              <w:t xml:space="preserve">2025-03-26</w:t>
             </w:r>
           </w:p>
         </w:tc>
@@ -1862,7 +1862,7 @@
               <w:pStyle w:val="Compact"/>
             </w:pPr>
             <w:r>
-              <w:t xml:space="preserve">~250GB</w:t>
+              <w:t xml:space="preserve">~700GB</w:t>
             </w:r>
           </w:p>
         </w:tc>
@@ -1877,7 +1877,7 @@
                 <w:rPr>
                   <w:rStyle w:val="Hyperlink"/>
                 </w:rPr>
-                <w:t xml:space="preserve">hash://sha256/efa589…</w:t>
+                <w:t xml:space="preserve">hash://sha256/c624d9…</w:t>
               </w:r>
             </w:hyperlink>
           </w:p>
